--- a/seo-content/drenazh-uchastka/04-problem-backlog/03-posle-dozhdya-voda-backlog.docx
+++ b/seo-content/drenazh-uchastka/04-problem-backlog/03-posle-dozhdya-voda-backlog.docx
@@ -7,7 +7,7 @@
         <w:pStyle w:val="Heading1"/>
       </w:pPr>
       <w:r>
-        <w:t>?????????? ????????: ???? ????? ?????</w:t>
+        <w:t>Проблемная страница: Вода после дождя</w:t>
       </w:r>
     </w:p>
     <w:p>
@@ -26,10 +26,10 @@
         <w:rPr>
           <w:b/>
         </w:rPr>
-        <w:t xml:space="preserve">??????: </w:t>
+        <w:t xml:space="preserve">Статус: </w:t>
       </w:r>
       <w:r>
-        <w:t>Backlog / ?? ?? ???????????? ?????????? ??????????</w:t>
+        <w:t>Backlog / ТЗ</w:t>
       </w:r>
     </w:p>
     <w:p>
@@ -37,7 +37,7 @@
         <w:pStyle w:val="Heading2"/>
       </w:pPr>
       <w:r>
-        <w:t>????????? ????????</w:t>
+        <w:t>Структура страницы</w:t>
       </w:r>
     </w:p>
     <w:p>
@@ -45,7 +45,7 @@
         <w:pStyle w:val="ListBullet"/>
       </w:pPr>
       <w:r>
-        <w:t>??????? ???????? ?? ??????? ? ????? ??? ??????????/???????????????.</w:t>
+        <w:t>Описание проблемы и рисков для фундамента.</w:t>
       </w:r>
     </w:p>
     <w:p>
@@ -53,7 +53,7 @@
         <w:pStyle w:val="ListBullet"/>
       </w:pPr>
       <w:r>
-        <w:t>??????? ???????: ????? ??? ??????? ? ??????.</w:t>
+        <w:t>Рабочее решение и тип дренажа.</w:t>
       </w:r>
     </w:p>
     <w:p>
@@ -61,7 +61,7 @@
         <w:pStyle w:val="ListBullet"/>
       </w:pPr>
       <w:r>
-        <w:t>????-???? ??/????? (???? + ???????? ?????).</w:t>
+        <w:t>Пример сметы и сроки.</w:t>
       </w:r>
     </w:p>
     <w:p>
@@ -69,56 +69,7 @@
         <w:pStyle w:val="ListBullet"/>
       </w:pPr>
       <w:r>
-        <w:t>???? ???? ? ??????? ?? /drenazh-uchastka/cena/.</w:t>
-      </w:r>
-    </w:p>
-    <w:p>
-      <w:pPr>
-        <w:pStyle w:val="ListBullet"/>
-      </w:pPr>
-      <w:r>
-        <w:t>FAQ ?? ?????? ? ???????????? ?????.</w:t>
-      </w:r>
-    </w:p>
-    <w:p>
-      <w:pPr>
-        <w:pStyle w:val="Heading2"/>
-      </w:pPr>
-      <w:r>
-        <w:t>?????? SEO-????</w:t>
-      </w:r>
-    </w:p>
-    <w:p>
-      <w:r>
-        <w:rPr>
-          <w:b/>
-        </w:rPr>
-        <w:t xml:space="preserve">Title: </w:t>
-      </w:r>
-      <w:r>
-        <w:t>???? ????? ?????: ?????? ??????? ??? ???? ? ??????????? ???????</w:t>
-      </w:r>
-    </w:p>
-    <w:p>
-      <w:r>
-        <w:rPr>
-          <w:b/>
-        </w:rPr>
-        <w:t xml:space="preserve">H1: </w:t>
-      </w:r>
-      <w:r>
-        <w:t>???? ????? ?????: ??? ?????? ???????? ????????</w:t>
-      </w:r>
-    </w:p>
-    <w:p>
-      <w:r>
-        <w:rPr>
-          <w:b/>
-        </w:rPr>
-        <w:t xml:space="preserve">Description: </w:t>
-      </w:r>
-      <w:r>
-        <w:t>????????? ??????? ???????? ? ?????????? ??????? ????? ??????? ? ???????? ???? ? ??????.</w:t>
+        <w:t>FAQ и призыв к заявке.</w:t>
       </w:r>
     </w:p>
     <w:sectPr>
@@ -494,6 +445,10 @@
     <w:name w:val="Normal"/>
     <w:qFormat/>
     <w:rsid w:val="00FC693F"/>
+    <w:rPr>
+      <w:rFonts w:ascii="Calibri" w:hAnsi="Calibri"/>
+      <w:sz w:val="22"/>
+    </w:rPr>
   </w:style>
   <w:style w:type="paragraph" w:styleId="Header">
     <w:name w:val="header"/>

--- a/seo-content/drenazh-uchastka/04-problem-backlog/03-posle-dozhdya-voda-backlog.docx
+++ b/seo-content/drenazh-uchastka/04-problem-backlog/03-posle-dozhdya-voda-backlog.docx
@@ -7,7 +7,7 @@
         <w:pStyle w:val="Heading1"/>
       </w:pPr>
       <w:r>
-        <w:t>Проблемная страница: Вода после дождя</w:t>
+        <w:t>Backlog: проблемная страница «Вода после дождя»</w:t>
       </w:r>
     </w:p>
     <w:p>
@@ -29,7 +29,7 @@
         <w:t xml:space="preserve">Статус: </w:t>
       </w:r>
       <w:r>
-        <w:t>Backlog / ТЗ</w:t>
+        <w:t>Подготовить после запуска основного кластера</w:t>
       </w:r>
     </w:p>
     <w:p>
@@ -37,7 +37,7 @@
         <w:pStyle w:val="Heading2"/>
       </w:pPr>
       <w:r>
-        <w:t>Структура страницы</w:t>
+        <w:t>Структура</w:t>
       </w:r>
     </w:p>
     <w:p>
@@ -45,7 +45,7 @@
         <w:pStyle w:val="ListBullet"/>
       </w:pPr>
       <w:r>
-        <w:t>Описание проблемы и рисков для фундамента.</w:t>
+        <w:t>Симптомы проблемы и чем она опасна.</w:t>
       </w:r>
     </w:p>
     <w:p>
@@ -53,7 +53,7 @@
         <w:pStyle w:val="ListBullet"/>
       </w:pPr>
       <w:r>
-        <w:t>Рабочее решение и тип дренажа.</w:t>
+        <w:t>Какой тип дренажа подходит и почему.</w:t>
       </w:r>
     </w:p>
     <w:p>
@@ -61,7 +61,7 @@
         <w:pStyle w:val="ListBullet"/>
       </w:pPr>
       <w:r>
-        <w:t>Пример сметы и сроки.</w:t>
+        <w:t>Пример сметы и сроки решения.</w:t>
       </w:r>
     </w:p>
     <w:p>
@@ -69,7 +69,7 @@
         <w:pStyle w:val="ListBullet"/>
       </w:pPr>
       <w:r>
-        <w:t>FAQ и призыв к заявке.</w:t>
+        <w:t>FAQ и сильный коммерческий CTA.</w:t>
       </w:r>
     </w:p>
     <w:sectPr>
